--- a/reports/r0311.docx
+++ b/reports/r0311.docx
@@ -45,7 +45,7 @@
           <w:color w:val="000000"/>
           <w:sz w:val="21"/>
         </w:rPr>
-        <w:t>■ 西安经济总量在陕西省稳居第一，人均GDP约10.53万元、人均经济实力居全省中游，经济增速由5.80%回落至4.70%、有所放缓；固定资产投资最新增速转负（-15.30%），经济动能仍有待修复。【待补充：西安市的行政与战略定位、支柱产业及龙头企业（数据库未覆盖，需人工补充）】</w:t>
+        <w:t>■ 西安作为陕西省省会，经济总量在陕西省稳居第一，人均GDP约10.53万元、人均经济实力居全省中游，经济增速由5.80%回落至4.70%、有所放缓；固定资产投资最新增速转负（-15.30%），经济动能仍有待修复。</w:t>
       </w:r>
     </w:p>
     <w:p>
@@ -75,7 +75,7 @@
           <w:color w:val="000000"/>
           <w:sz w:val="21"/>
         </w:rPr>
-        <w:t>产业结构方面，2025年西安市三次产业结构为2.39:28.56:69.05。【待补充：支柱产业、主要龙头企业、对外贸易等定性描述（数据库未覆盖）】</w:t>
+        <w:t>产业结构方面，2025年西安市三次产业结构为2.39:28.56:69.05，以航空航天、电子信息、装备制造、汽车为支柱，科教与国防资源雄厚，聚集比亚迪西安、三星西安、隆基绿能等企业。</w:t>
       </w:r>
     </w:p>
     <w:p>
